--- a/downloads/handouts/Unit 00/Handout 00.05 - Room and Lab Agreement.docx
+++ b/downloads/handouts/Unit 00/Handout 00.05 - Room and Lab Agreement.docx
@@ -609,23 +609,51 @@
       </w:r>
     </w:p>
     <w:p>
-      <w:r>
-        <w:br w:type="page"/>
-      </w:r>
-    </w:p>
-    <w:p>
-      <w:r>
-        <w:br w:type="page"/>
-      </w:r>
-    </w:p>
-    <w:p>
-      <w:r>
-        <w:br w:type="page"/>
-      </w:r>
-    </w:p>
-    <w:p>
-      <w:r>
-        <w:br w:type="page"/>
+      <w:pPr>
+        <w:numPr>
+          <w:ilvl w:val="0"/>
+          <w:numId w:val="1009"/>
+        </w:numPr>
+        <w:pStyle w:val="Compact"/>
+      </w:pPr>
+      <w:r>
+        <w:t xml:space="preserve">________________________________________________________________</w:t>
+      </w:r>
+    </w:p>
+    <w:p>
+      <w:pPr>
+        <w:numPr>
+          <w:ilvl w:val="0"/>
+          <w:numId w:val="1009"/>
+        </w:numPr>
+        <w:pStyle w:val="Compact"/>
+      </w:pPr>
+      <w:r>
+        <w:t xml:space="preserve">________________________________________________________________</w:t>
+      </w:r>
+    </w:p>
+    <w:p>
+      <w:pPr>
+        <w:numPr>
+          <w:ilvl w:val="0"/>
+          <w:numId w:val="1009"/>
+        </w:numPr>
+        <w:pStyle w:val="Compact"/>
+      </w:pPr>
+      <w:r>
+        <w:t xml:space="preserve">________________________________________________________________</w:t>
+      </w:r>
+    </w:p>
+    <w:p>
+      <w:pPr>
+        <w:numPr>
+          <w:ilvl w:val="0"/>
+          <w:numId w:val="1009"/>
+        </w:numPr>
+        <w:pStyle w:val="Compact"/>
+      </w:pPr>
+      <w:r>
+        <w:t xml:space="preserve">________________________________________________________________</w:t>
       </w:r>
     </w:p>
     <w:p>
@@ -790,30 +818,6 @@
       </w:pPr>
       <w:r>
         <w:t xml:space="preserve">English: This paper explains how the Family and Consumer Sciences room runs (safety, respect, roles, clean up, phones, food and allergies, and what happens when a rule is broken). Your student helped write it and signed it. Your signature is optional. If you have questions, ask Mr. Prevosto.</w:t>
-      </w:r>
-    </w:p>
-    <w:p>
-      <w:pPr>
-        <w:numPr>
-          <w:ilvl w:val="0"/>
-          <w:numId w:val="1010"/>
-        </w:numPr>
-        <w:pStyle w:val="Compact"/>
-      </w:pPr>
-      <w:r>
-        <w:t xml:space="preserve">Türkçe: Bu kağıt, Aile ve Tüketici Bilimleri sınıfının nasıl işlediğini açıklar (güvenlik, saygı, görevler, temizlik, telefonlar, yiyecek ve alerjiler ve bir kural bozulduğunda ne olacağı). Öğrenciniz bu kuralların yazılmasına yardım etti ve imzaladı. İmzanız isteğe bağlıdır. Sorularınız için Bay Prevosto’ya ulaşabilirsiniz.</w:t>
-      </w:r>
-    </w:p>
-    <w:p>
-      <w:pPr>
-        <w:numPr>
-          <w:ilvl w:val="0"/>
-          <w:numId w:val="1010"/>
-        </w:numPr>
-        <w:pStyle w:val="Compact"/>
-      </w:pPr>
-      <w:r>
-        <w:t xml:space="preserve">Português: Este papel explica como funciona a sala de Ciências da Família e do Consumidor (segurança, respeito, funções, limpeza, celulares, comida e alergias, e o que acontece quando uma regra é quebrada). Seu filho ou filha ajudou a escrever e assinou. Sua assinatura é opcional. Em caso de dúvidas, fale com o Sr. Prevosto.</w:t>
       </w:r>
     </w:p>
     <w:p>
@@ -831,7 +835,7 @@
     <w:sectPr>
       <w:headerReference w:type="default" r:id="rId9"/>
       <w:pgSz w:w="12240" w:h="15840"/>
-      <w:pgMar w:top="1440" w:bottom="1440" w:left="1440" w:right="1440" w:header="504"/>
+      <w:pgMar w:top="1008" w:bottom="1008" w:left="1008" w:right="1008" w:header="504"/>
     </w:sectPr>
   </w:body>
 </w:document>

--- a/downloads/handouts/Unit 00/Handout 00.05 - Room and Lab Agreement.docx
+++ b/downloads/handouts/Unit 00/Handout 00.05 - Room and Lab Agreement.docx
@@ -377,7 +377,7 @@
         <w:pStyle w:val="Compact"/>
       </w:pPr>
       <w:r>
-        <w:t xml:space="preserve">Class devices are for the task on the board. ClassroomStreet, research, and the do now are tasks. Games are not.</w:t>
+        <w:t xml:space="preserve">Class devices are for the task on the board. Research, the career sheets, and the do now are tasks. Games are not.</w:t>
       </w:r>
     </w:p>
     <w:p>
@@ -835,7 +835,7 @@
     <w:sectPr>
       <w:headerReference w:type="default" r:id="rId9"/>
       <w:pgSz w:w="12240" w:h="15840"/>
-      <w:pgMar w:top="1008" w:bottom="1008" w:left="1008" w:right="1008" w:header="504"/>
+      <w:pgMar w:top="1440" w:bottom="1440" w:left="1440" w:right="1440" w:header="504"/>
     </w:sectPr>
   </w:body>
 </w:document>

--- a/downloads/handouts/Unit 00/Handout 00.05 - Room and Lab Agreement.docx
+++ b/downloads/handouts/Unit 00/Handout 00.05 - Room and Lab Agreement.docx
@@ -575,7 +575,7 @@
         <w:pStyle w:val="Compact"/>
       </w:pPr>
       <w:r>
-        <w:t xml:space="preserve">Third time, or any time it is safety or allergies: I am out of the lab for that day with a written alternative, and a call home. A safety violation in a lab is a zero for that lab’s participation, not a zero for the lab.</w:t>
+        <w:t xml:space="preserve">Third time, or any time it is safety or allergies: I am out of the lab for that day with a written alternative, and a call home. Breaking a safety rule in a lab is a zero for the participation part of that lab, not a zero for the whole lab.</w:t>
       </w:r>
     </w:p>
     <w:p>
@@ -605,7 +605,7 @@
         <w:pStyle w:val="FirstParagraph"/>
       </w:pPr>
       <w:r>
-        <w:t xml:space="preserve">Directions: The class proposes one rewrite or new rule per table, votes, and the ones that pass are written here on every copy.</w:t>
+        <w:t xml:space="preserve">Directions: Each table proposes one rewrite or one new rule. The class votes. Write the rules that pass here. Every copy gets the same rules.</w:t>
       </w:r>
     </w:p>
     <w:p>
@@ -773,7 +773,7 @@
         <w:pStyle w:val="BodyText"/>
       </w:pPr>
       <w:r>
-        <w:t xml:space="preserve">I will keep it too. It binds me: I will tell you the day before if anything hot or sharp is coming, the board will tell you what to do before you sit, and I will use the reset cue instead of my voice.</w:t>
+        <w:t xml:space="preserve">I will keep it too. It binds me. I will tell you the day before if anything hot or sharp is coming. The board will tell you what to do before you sit. I will use the reset cue instead of my voice.</w:t>
       </w:r>
     </w:p>
     <w:p>
@@ -835,7 +835,7 @@
     <w:sectPr>
       <w:headerReference w:type="default" r:id="rId9"/>
       <w:pgSz w:w="12240" w:h="15840"/>
-      <w:pgMar w:top="1440" w:bottom="1440" w:left="1440" w:right="1440" w:header="504"/>
+      <w:pgMar w:top="1008" w:bottom="1008" w:left="1008" w:right="1008" w:header="504"/>
     </w:sectPr>
   </w:body>
 </w:document>
